--- a/tables/STable3.docx
+++ b/tables/STable3.docx
@@ -1908,7 +1908,36 @@
           <w:sz w:val="20"/>
           <w:szCs w:val="20"/>
         </w:rPr>
-        <w:t>).</w:t>
+        <w:t>)</w:t>
+      </w:r>
+      <w:r>
+        <w:rPr>
+          <w:b/>
+          <w:bCs/>
+        </w:rPr>
+        <w:t xml:space="preserve"> </w:t>
+      </w:r>
+      <w:r>
+        <w:rPr>
+          <w:rFonts w:ascii="Arial" w:hAnsi="Arial" w:cs="Arial"/>
+          <w:b/>
+          <w:bCs/>
+          <w:color w:val="000000"/>
+          <w:sz w:val="20"/>
+          <w:szCs w:val="20"/>
+        </w:rPr>
+        <w:t>across 160 specimens</w:t>
+      </w:r>
+      <w:r>
+        <w:rPr>
+          <w:rFonts w:ascii="Arial" w:hAnsi="Arial" w:cs="Arial"/>
+          <w:b/>
+          <w:bCs/>
+          <w:color w:val="000000"/>
+          <w:sz w:val="20"/>
+          <w:szCs w:val="20"/>
+        </w:rPr>
+        <w:t>.</w:t>
       </w:r>
       <w:r>
         <w:rPr>
@@ -2533,7 +2562,6 @@
   <w:style w:type="character" w:default="1" w:styleId="DefaultParagraphFont">
     <w:name w:val="Default Paragraph Font"/>
     <w:uiPriority w:val="1"/>
-    <w:semiHidden/>
     <w:unhideWhenUsed/>
   </w:style>
   <w:style w:type="table" w:default="1" w:styleId="TableNormal">
